--- a/Fase9_Plan_Validacion.docx
+++ b/Fase9_Plan_Validacion.docx
@@ -120,7 +120,7 @@
           <w:sz w:val="22"/>
           <w:szCs w:val="22"/>
         </w:rPr>
-        <w:t xml:space="preserve">Aplicación: instrumento completo de 80 reactivos (Fases 3-5), en una sola sesión, registrando tiempo total de respuesta y tiempo por reactivo (insumo para el indicador de validez de Azarosidad, Fase 2 Sección 5.1, y para depuración posterior).</w:t>
+        <w:t xml:space="preserve">Aplicación: instrumento completo de hasta 210 reactivos según la batería configurada (Fases 3-5), en una sola sesión, registrando tiempo total de respuesta y tiempo por reactivo (insumo para el indicador de validez de Azarosidad, Fase 2 Sección 5.1, y para depuración posterior).</w:t>
       </w:r>
     </w:p>
     <w:p>
@@ -214,7 +214,7 @@
           <w:sz w:val="22"/>
           <w:szCs w:val="22"/>
         </w:rPr>
-        <w:t xml:space="preserve">Índice de endoso por reactivo: promedio del Valor_normalizado (Fase 6, Paso 2) de cada uno de los 80 reactivos sobre toda la muestra piloto. Reactivos con endoso extremadamente bajo (casi nadie marca la opción de riesgo) o extremadamente alto (casi todos la marcan) aportan poca varianza y son candidatos a revisión o eliminación.</w:t>
+        <w:t xml:space="preserve">Índice de endoso por reactivo: promedio del Valor_normalizado (Fase 6, Paso 2) de cada uno de los reactivos (hasta 210, según la batería aplicada) sobre toda la muestra piloto. Reactivos con endoso extremadamente bajo (casi nadie marca la opción de riesgo) o extremadamente alto (casi todos la marcan) aportan poca varianza y son candidatos a revisión o eliminación.</w:t>
       </w:r>
     </w:p>
     <w:p>
@@ -277,25 +277,25 @@
           <w:sz w:val="22"/>
           <w:szCs w:val="22"/>
         </w:rPr>
-        <w:t xml:space="preserve">Correlación ítem-total corregida: para cada uno de los 80 reactivos, correlación con el total de su dimensión excluyendo ese mismo reactivo (mismo cálculo de la Sección 2, reportado de forma consolidada por dimensión).</w:t>
-      </w:r>
-    </w:p>
-    <w:p>
-      <w:pPr>
-        <w:pStyle w:val="ListParagraph"/>
-        <w:numPr>
-          <w:ilvl w:val="0"/>
-          <w:numId w:val="2"/>
-        </w:numPr>
-        <w:spacing w:after="80"/>
-      </w:pPr>
-      <w:r>
-        <w:rPr>
-          <w:rFonts w:ascii="Calibri" w:cs="Calibri" w:eastAsia="Calibri" w:hAnsi="Calibri"/>
-          <w:sz w:val="22"/>
-          <w:szCs w:val="22"/>
-        </w:rPr>
-        <w:t xml:space="preserve">Alfa de Cronbach por dimensión: calculado sobre los 4 reactivos de cada una de las 20 dimensiones. [INFERENCIA] Dado el tamaño reducido de reactivos por dimensión (4), se espera que el alfa sea sensible a la calidad de cada ítem individual; una dimensión con alfa bajo debe revisarse antes de usarse en producción, y podría requerir ampliar su número de reactivos en una versión futura del banco.</w:t>
+        <w:t xml:space="preserve">Correlación ítem-total corregida: para cada uno de los reactivos (hasta 210), correlación con el total de su dimensión excluyendo ese mismo reactivo (mismo cálculo de la Sección 2, reportado de forma consolidada por dimensión).</w:t>
+      </w:r>
+    </w:p>
+    <w:p>
+      <w:pPr>
+        <w:pStyle w:val="ListParagraph"/>
+        <w:numPr>
+          <w:ilvl w:val="0"/>
+          <w:numId w:val="2"/>
+        </w:numPr>
+        <w:spacing w:after="80"/>
+      </w:pPr>
+      <w:r>
+        <w:rPr>
+          <w:rFonts w:ascii="Calibri" w:cs="Calibri" w:eastAsia="Calibri" w:hAnsi="Calibri"/>
+          <w:sz w:val="22"/>
+          <w:szCs w:val="22"/>
+        </w:rPr>
+        <w:t xml:space="preserve">Alfa de Cronbach por dimensión: calculado sobre los 10 reactivos de cada una de las 21 dimensiones. [INFERENCIA] Con 10 reactivos por dimensión (frente a los 3-4 originales), se espera un alfa más estable y menos sensible a la calidad de un solo ítem; una dimensión con alfa bajo debe revisarse antes de usarse en producción, y podría requerir revisar el contenido de sus reactivos o su mapeo a indicadores (DECISIONS.md punto 28) en una versión futura del banco.</w:t>
       </w:r>
     </w:p>
     <w:p>
@@ -358,25 +358,25 @@
           <w:sz w:val="22"/>
           <w:szCs w:val="22"/>
         </w:rPr>
-        <w:t xml:space="preserve">AFE inicial: sobre la muestra piloto agregada (Sección 1), para explorar si los 80 reactivos se agrupan empíricamente de forma consistente con las 20 dimensiones teóricas de la Fase 1, o si emergen agrupaciones distintas (por ejemplo, reactivos de dimensiones teóricamente distintas que covarían más de lo esperado, sugiriendo redundancia conceptual).</w:t>
-      </w:r>
-    </w:p>
-    <w:p>
-      <w:pPr>
-        <w:pStyle w:val="ListParagraph"/>
-        <w:numPr>
-          <w:ilvl w:val="0"/>
-          <w:numId w:val="2"/>
-        </w:numPr>
-        <w:spacing w:after="80"/>
-      </w:pPr>
-      <w:r>
-        <w:rPr>
-          <w:rFonts w:ascii="Calibri" w:cs="Calibri" w:eastAsia="Calibri" w:hAnsi="Calibri"/>
-          <w:sz w:val="22"/>
-          <w:szCs w:val="22"/>
-        </w:rPr>
-        <w:t xml:space="preserve">[INFERENCIA] Dado que el modelo teórico ya especifica una estructura de 20 dimensiones agrupadas en 2 familias (Fase 1), el AFE debe usarse principalmente como diagnóstico de problemas (cargas cruzadas, reactivos que no cargan en su dimensión esperada), no como un ejercicio exploratorio libre sin hipótesis previa.</w:t>
+        <w:t xml:space="preserve">AFE inicial: sobre la muestra piloto agregada (Sección 1), para explorar si los 210 reactivos se agrupan empíricamente de forma consistente con las 21 dimensiones teóricas de la Fase 1, o si emergen agrupaciones distintas (por ejemplo, reactivos de dimensiones teóricamente distintas que covarían más de lo esperado, sugiriendo redundancia conceptual).</w:t>
+      </w:r>
+    </w:p>
+    <w:p>
+      <w:pPr>
+        <w:pStyle w:val="ListParagraph"/>
+        <w:numPr>
+          <w:ilvl w:val="0"/>
+          <w:numId w:val="2"/>
+        </w:numPr>
+        <w:spacing w:after="80"/>
+      </w:pPr>
+      <w:r>
+        <w:rPr>
+          <w:rFonts w:ascii="Calibri" w:cs="Calibri" w:eastAsia="Calibri" w:hAnsi="Calibri"/>
+          <w:sz w:val="22"/>
+          <w:szCs w:val="22"/>
+        </w:rPr>
+        <w:t xml:space="preserve">[INFERENCIA] Dado que el modelo teórico ya especifica una estructura de 21 dimensiones (Fase 1), de las cuales 12 —5 Base + 7 Adicionales, agrupadas como "Núcleo"— se combinan en un factor general de segundo orden (el IGI) y las 9 restantes (Factores Contextuales) se miden como factores independientes que nunca se combinan en un índice general (DECISIONS.md punto 1), el AFE debe usarse principalmente como diagnóstico de problemas (cargas cruzadas, reactivos que no cargan en su dimensión esperada), no como un ejercicio exploratorio libre sin hipótesis previa.</w:t>
       </w:r>
     </w:p>
     <w:p>
@@ -412,7 +412,7 @@
           <w:sz w:val="22"/>
           <w:szCs w:val="22"/>
         </w:rPr>
-        <w:t xml:space="preserve">[HIPÓTESIS] Si el AFC no confirma razonablemente la estructura de 2 familias, se debe evaluar un modelo alternativo con las 20 dimensiones como factores correlacionados sin una estructura jerárquica forzada, y ajustar en consecuencia la fórmula del IGI (Fase 6), que actualmente asume que las dimensiones Nucleares son intercambiables entre sí para efectos de ponderación.</w:t>
+        <w:t xml:space="preserve">[HIPÓTESIS] Si el AFC no confirma razonablemente la estructura de Núcleo (12 dimensiones bajo el factor general IGI) + Contextuales (9 dimensiones independientes), se debe evaluar un modelo alternativo con las 21 dimensiones como factores correlacionados sin una estructura jerárquica forzada, y ajustar en consecuencia la fórmula del IGI (Fase 6), que actualmente asume que las 12 dimensiones Núcleo son intercambiables entre sí para efectos de ponderación (salvo por el multiplicador de nivel de exigencia por puesto, DECISIONS.md punto 27).</w:t>
       </w:r>
     </w:p>
     <w:p>
@@ -516,7 +516,7 @@
           <w:sz w:val="22"/>
           <w:szCs w:val="22"/>
         </w:rPr>
-        <w:t xml:space="preserve">[DESCONOCIDO] No es posible, sin datos reales, determinar si el banco actual de 3-4 reactivos por dimensión es suficiente para una calibración de TRI estable; este es uno de los hallazgos que el propio Paso 1 debe responder.</w:t>
+        <w:t xml:space="preserve">[DESCONOCIDO] No es posible, sin datos reales, determinar si el banco actual de 10 reactivos por dimensión es suficiente para una calibración de TRI estable; este es uno de los hallazgos que el propio Paso 1 debe responder.</w:t>
       </w:r>
     </w:p>
     <w:p>
@@ -543,7 +543,7 @@
           <w:sz w:val="22"/>
           <w:szCs w:val="22"/>
         </w:rPr>
-        <w:t xml:space="preserve">Se debe analizar, para cada uno de los 80 reactivos, si su relación entre respuesta y nivel latente de la dimensión difiere sistemáticamente entre grupos demográficos con el mismo nivel real de la dimensión (por ejemplo, entre países, entre rangos de edad, entre géneros, o entre el canal B2C y el canal B2B), usando las variables de contexto recolectadas en la Fase 8.</w:t>
+        <w:t xml:space="preserve">Se debe analizar, para cada uno de los reactivos (hasta 210), si su relación entre respuesta y nivel latente de la dimensión difiere sistemáticamente entre grupos demográficos con el mismo nivel real de la dimensión (por ejemplo, entre países, entre rangos de edad, entre géneros, o entre el canal B2C y el canal B2B), usando las variables de contexto recolectadas en la Fase 8.</w:t>
       </w:r>
     </w:p>
     <w:p>

--- a/Fase9_Plan_Validacion.docx
+++ b/Fase9_Plan_Validacion.docx
@@ -138,25 +138,25 @@
           <w:sz w:val="22"/>
           <w:szCs w:val="22"/>
         </w:rPr>
-        <w:t xml:space="preserve">Variables adicionales recolectadas junto con las respuestas: las variables demográficas y de contexto de la Fase 8 (Sección 5.4), más los 4 indicadores de validez calculados según la Fase 2 (Azarosidad, Omisión, Aquiescencia, Contradicción) para poder excluir o marcar casos de baja calidad antes de los análisis de las Secciones 2-9 de este documento.</w:t>
-      </w:r>
-    </w:p>
-    <w:p>
-      <w:pPr>
-        <w:pStyle w:val="ListParagraph"/>
-        <w:numPr>
-          <w:ilvl w:val="0"/>
-          <w:numId w:val="2"/>
-        </w:numPr>
-        <w:spacing w:after="80"/>
-      </w:pPr>
-      <w:r>
-        <w:rPr>
-          <w:rFonts w:ascii="Calibri" w:cs="Calibri" w:eastAsia="Calibri" w:hAnsi="Calibri"/>
-          <w:sz w:val="22"/>
-          <w:szCs w:val="22"/>
-        </w:rPr>
-        <w:t xml:space="preserve">Subconjunto con criterio externo (solo canal B2B): para el subconjunto de organizaciones piloto que acepten compartir indicadores agregados y anonimizados de desempeño, incidentes disciplinarios o resultados de proceso de selección, se registra ese criterio externo por separado, para el análisis de validez de criterio (Sección 6).</w:t>
+        <w:t xml:space="preserve">Variables adicionales recolectadas junto con las respuestas: las variables demográficas y de contexto de la Fase 8 (Sección 5.4), más los 4 indicadores de validez calculados según la Fase 2 (Azarosidad, Omisión, Aquiescencia, Contradicción) para poder excluir o marcar casos de baja calidad antes de los análisis de las Secciones 2-11 de este documento.</w:t>
+      </w:r>
+    </w:p>
+    <w:p>
+      <w:pPr>
+        <w:pStyle w:val="ListParagraph"/>
+        <w:numPr>
+          <w:ilvl w:val="0"/>
+          <w:numId w:val="2"/>
+        </w:numPr>
+        <w:spacing w:after="80"/>
+      </w:pPr>
+      <w:r>
+        <w:rPr>
+          <w:rFonts w:ascii="Calibri" w:cs="Calibri" w:eastAsia="Calibri" w:hAnsi="Calibri"/>
+          <w:sz w:val="22"/>
+          <w:szCs w:val="22"/>
+        </w:rPr>
+        <w:t xml:space="preserve">Subconjunto con criterio externo (solo canal B2B): para el subconjunto de organizaciones piloto que acepten compartir indicadores agregados y anonimizados de desempeño, incidentes disciplinarios o resultados de proceso de selección, se registra ese criterio externo por separado, para el análisis de validez de criterio (Sección 7.2).</w:t>
       </w:r>
     </w:p>
     <w:p>
@@ -175,6 +175,24 @@
           <w:szCs w:val="22"/>
         </w:rPr>
         <w:t xml:space="preserve">[HECHO] Ningún análisis de este documento debe ejecutarse incluyendo casos marcados con invalidación total (Fase 6, Sección 8.2); los casos con invalidación parcial de una dimensión se excluyen únicamente de los análisis específicos de esa dimensión, no del estudio completo.</w:t>
+      </w:r>
+    </w:p>
+    <w:p>
+      <w:pPr>
+        <w:pStyle w:val="ListParagraph"/>
+        <w:numPr>
+          <w:ilvl w:val="0"/>
+          <w:numId w:val="2"/>
+        </w:numPr>
+        <w:spacing w:after="80"/>
+      </w:pPr>
+      <w:r>
+        <w:rPr>
+          <w:rFonts w:ascii="Calibri" w:cs="Calibri" w:eastAsia="Calibri" w:hAnsi="Calibri"/>
+          <w:sz w:val="22"/>
+          <w:szCs w:val="22"/>
+        </w:rPr>
+        <w:t xml:space="preserve">[HECHO] Pasos previos al piloto, sin necesidad de datos de personas evaluadas (DECISIONS.md punto 31, evidencia de validez basada en el contenido y en el proceso de respuesta): (a) un panel de al menos 3-5 jueces expertos (psicólogos organizacionales o especialistas en integridad laboral) evalúa cada uno de los 210 reactivos con la Razón de Validez de Contenido (CVR) de Lawshe, marcándolo como "esencial", "útil pero no esencial" o "innecesario" para su dimensión; los reactivos por debajo del valor crítico de CVR para el tamaño del panel se revisan o reemplazan antes de aplicar el piloto; (b) una muestra pequeña de 10-15 personas responde el instrumento pensando en voz alta ("cognitive interviewing"), para confirmar que cada reactivo se interpreta como se diseñó y no genera confusión sistemática, especialmente relevante dado el uso de español neutro entre países (DECISIONS.md, regla de español neutro).</w:t>
       </w:r>
     </w:p>
     <w:p>
@@ -250,7 +268,20 @@
           <w:sz w:val="22"/>
           <w:szCs w:val="22"/>
         </w:rPr>
-        <w:t xml:space="preserve">[HIPÓTESIS] Se propone, como regla de depuración inicial (sujeta a ajuste con los datos reales), marcar para revisión cualquier reactivo con correlación ítem-resto menor a un umbral convencional bajo (comúnmente citado en la literatura psicométrica alrededor de 0.20-0.30) o con un índice de endoso fuera de un rango razonable de variabilidad.</w:t>
+        <w:t xml:space="preserve">[HECHO] Criterios de retención/eliminación fijados de antemano (DECISIONS.md punto 33), para que la depuración del banco sea objetiva y no editorial: Dificultad (índice de endoso) — reactivos con tasa de endoso menor al 5% o mayor al 95% aportan poca varianza y son candidatos a revisión o reemplazo, salvo que se conserven deliberadamente por su valor como indicador de Aquiescencia (algunos reactivos "extremos" son útiles precisamente para detectar respuesta automática, no para discriminar integridad). Discriminación (correlación ítem-resto) — mínimo aceptable r ≥ .30; entre .20 y .30, el reactivo se marca para revisión editorial; por debajo de .20, para reemplazo obligatorio; un reactivo con correlación NEGATIVA se retira de inmediato del banco (indica que mide lo contrario de lo esperado) y se documenta como hallazgo en la bitácora de recalibración (Fase 8, Sección 4). Estos criterios se aplican por separado a cada una de las 5 variantes de redacción de un mismo reactivo (DECISIONS.md punto 13): si una variante específica discrimina sistemáticamente peor que sus hermanas, se revisa esa variante puntual antes de asumir que el reactivo completo falla.</w:t>
+      </w:r>
+    </w:p>
+    <w:p>
+      <w:pPr>
+        <w:pStyle w:val="ListParagraph"/>
+        <w:numPr>
+          <w:ilvl w:val="0"/>
+          <w:numId w:val="2"/>
+        </w:numPr>
+        <w:spacing w:after="80"/>
+      </w:pPr>
+      <w:r>
+        <w:t xml:space="preserve">[HIPÓTESIS, pendiente de piloto] Equivalencia entre la versión clásica y la versión de opciones concretas de un mismo slot dual (agregado 2026-09-16, DECISIONS.md punto 42): para los 3 slots por dimensión que ahora tienen 2 versiones administrables (op1/op1_alt, op2/op2_alt, perc1/perc1_alt — Fase 2, Sección 9; reactivos_alternativos_data.json), el piloto debe verificar, además de la equivalencia ya exigida entre las 5 variantes de redacción de una misma versión, que la versión clásica y la versión de opciones concretas de un mismo slot producen un índice de endoso y una discriminación comparables entre sí (no solo que cada una discrimine bien por separado): la muestra piloto debe recolectar datos de ambas versiones de cada slot dual en volumen suficiente (asignación aleatoria ya prevista en el motor de selección, no un diseño de muestreo adicional) para esta comparación. Si una de las 2 versiones de un slot resulta sistemáticamente más fácil, más difícil, o con peor discriminación que la otra, no se retira ninguna todavía: se documenta como hallazgo y se revisa su redacción antes de asumir que ambas versiones son intercambiables en producción.</w:t>
       </w:r>
     </w:p>
     <w:p>
@@ -331,7 +362,25 @@
           <w:sz w:val="22"/>
           <w:szCs w:val="22"/>
         </w:rPr>
-        <w:t xml:space="preserve">[DESCONOCIDO] No se fija aquí un umbral mínimo aceptable de alfa/omega con un valor numérico específico como meta de éxito del piloto, porque hacerlo sin datos sería una forma de simular un resultado; se documentará como parte del reporte de resultados del piloto, comparado contra las convenciones generales de la literatura de fiabilidad de escalas cortas.</w:t>
+        <w:t xml:space="preserve">[HECHO] A diferencia de un punto de corte de contenido (que sí depende de los datos), el umbral mínimo aceptable de confiabilidad SÍ se fija de antemano, antes de ver los datos del piloto, siguiendo la práctica psicométrica estándar de pre-registrar el criterio de éxito para no ajustarlo después de conocer el resultado (DECISIONS.md punto 30): ω ≥ .70 como mínimo aceptable por dimensión individual, ω ≥ .80 como umbral bueno, y ω ≥ .85 para el IGI general (Núcleo combinado), por ser el número que más peso tiene en una decisión de selección. Una dimensión que no alcance ω ≥ .70 en el primer análisis no se elimina automáticamente, pero se marca como "[CONFIABILIDAD INSUFICIENTE — EN REVISIÓN]" en cualquier reporte, y no debe usarse como criterio único de descarte de un candidato hasta corregirse. Estos umbrales son objetivos de diseño, no resultados: hasta que exista el piloto real, todo valor de alfa u omega reportado se marca [PENDIENTE DE DATO PILOTO], nunca se simula.</w:t>
+      </w:r>
+    </w:p>
+    <w:p>
+      <w:pPr>
+        <w:pStyle w:val="ListParagraph"/>
+        <w:numPr>
+          <w:ilvl w:val="0"/>
+          <w:numId w:val="2"/>
+        </w:numPr>
+        <w:spacing w:after="80"/>
+      </w:pPr>
+      <w:r>
+        <w:rPr>
+          <w:rFonts w:ascii="Calibri" w:cs="Calibri" w:eastAsia="Calibri" w:hAnsi="Calibri"/>
+          <w:sz w:val="22"/>
+          <w:szCs w:val="22"/>
+        </w:rPr>
+        <w:t xml:space="preserve">[HIPÓTESIS, pendiente de piloto] Confiabilidad test-retest (DECISIONS.md punto 30): un subconjunto de al menos 50-100 personas repite el test completo entre 2 y 4 semanas después de la primera aplicación — ventana corta para minimizar el cambio real de la persona en ese lapso, pero suficiente para minimizar que recuerde literalmente sus respuestas anteriores. Se calcula la correlación de Pearson (o un coeficiente de correlación intraclase, ICC, si se prefiere una medida más estricta de acuerdo absoluto) entre el IGI de la primera y la segunda aplicación de cada persona. Objetivo: r ≥ .75 para el IGI general. Este análisis, junto con la consistencia interna (Omega/Alfa de esta misma sección) y la evidencia de validez de la Sección 7, es el respaldo técnico concreto que debe poder mostrarse a un cliente B2B como evidencia de que el instrumento mide de forma estable y consistente lo que dice medir — no una afirmación de marketing, sino un resultado empírico verificable una vez exista el piloto.</w:t>
       </w:r>
     </w:p>
     <w:p>
@@ -394,7 +443,7 @@
           <w:sz w:val="22"/>
           <w:szCs w:val="22"/>
         </w:rPr>
-        <w:t xml:space="preserve">AFC de segundo orden: una vez depurado el banco con base en el AFE y en las Secciones 2-3, se debe probar formalmente un modelo confirmatorio de 20 factores de primer orden (las dimensiones) agrupados en 2 factores de segundo orden (Integridad Nuclear y Factores Contextuales), evaluando el ajuste con los índices convencionales de la literatura de ecuaciones estructurales (por ejemplo, CFI, TLI, RMSEA, SRMR), sin fijar aquí valores de corte como si fueran ya resultados obtenidos.</w:t>
+        <w:t xml:space="preserve">AFC de segundo orden: una vez depurado el banco con base en el AFE y en las Secciones 2-3, se debe probar formalmente un modelo confirmatorio de 21 factores de primer orden (las dimensiones), donde las 12 dimensiones Núcleo (5 Base + 7 Adicionales) cargan sobre un único factor general de segundo orden (el IGI) y las 9 dimensiones de Factores Contextuales se modelan como factores independientes que no cargan sobre ningún factor de segundo orden (DECISIONS.md punto 1), evaluando el ajuste con los índices convencionales de la literatura de ecuaciones estructurales (por ejemplo, CFI, TLI, RMSEA, SRMR), sin fijar aquí valores de corte como si fueran ya resultados obtenidos.</w:t>
       </w:r>
     </w:p>
     <w:p>
@@ -561,7 +610,7 @@
           <w:sz w:val="22"/>
           <w:szCs w:val="22"/>
         </w:rPr>
-        <w:t xml:space="preserve">[INFERENCIA] El DIF es especialmente relevante para las dimensiones con contenido más sensible a normas culturales (por ejemplo, Apego a la Norma Social, Integridad Transaccional) y para las dimensiones nuevas del instrumento (Conflicto de Interés, Uso Indebido de Recursos No Físicos, Percepción de Impunidad), que no cuentan con literatura de referencia tan extensa como las dimensiones más clásicas.</w:t>
+        <w:t xml:space="preserve">[INFERENCIA] El DIF es especialmente relevante para las dimensiones con contenido más sensible a normas culturales (por ejemplo, Incumplimiento de Normas, Fraude) y para las dimensiones que no cuentan con literatura de referencia tan extensa como las dimensiones más clásicas.</w:t>
       </w:r>
     </w:p>
     <w:p>
@@ -580,6 +629,24 @@
           <w:szCs w:val="22"/>
         </w:rPr>
         <w:t xml:space="preserve">Cualquier reactivo con DIF relevante debe revisarse en su redacción (posible ambigüedad cultural o de traducción futura) o, si persiste tras la revisión, marcarse para exclusión o para uso restringido a los grupos donde se comportó de forma consistente.</w:t>
+      </w:r>
+    </w:p>
+    <w:p>
+      <w:pPr>
+        <w:pStyle w:val="ListParagraph"/>
+        <w:numPr>
+          <w:ilvl w:val="0"/>
+          <w:numId w:val="2"/>
+        </w:numPr>
+        <w:spacing w:after="80"/>
+      </w:pPr>
+      <w:r>
+        <w:rPr>
+          <w:rFonts w:ascii="Calibri" w:cs="Calibri" w:eastAsia="Calibri" w:hAnsi="Calibri"/>
+          <w:sz w:val="22"/>
+          <w:szCs w:val="22"/>
+        </w:rPr>
+        <w:t xml:space="preserve">[HECHO] Análisis por país, no solo global (DECISIONS.md punto 39; arquitectura de baremos, Fase 8 Sección 2.4): una vez que un país acumule volumen propio suficiente para sostener su propio baremo (≥300 casos, Fase 8 Sección 3), el AFE y el AFC de la Sección 4 y el DIF de esta sección deben correrse también de forma independiente para ese país, no solo sobre la muestra global combinada — precisamente porque el país es ahora la variable de segmentación obligatoria de la arquitectura de baremos, y una estructura factorial o un funcionamiento de ítem que es estable a nivel global podría no serlo dentro de un país específico. Mientras un país no alcance ese volumen, se sigue analizando únicamente como parte de la muestra global (igual que para efectos de baremo, Fase 8 Sección 2.4), nunca de forma aislada con una muestra insuficiente.</w:t>
       </w:r>
     </w:p>
     <w:p>
@@ -615,25 +682,25 @@
           <w:sz w:val="22"/>
           <w:szCs w:val="22"/>
         </w:rPr>
-        <w:t xml:space="preserve">Convergente: correlación esperada moderada-alta entre dimensiones teóricamente relacionadas dentro de la familia Integridad Nuclear (por ejemplo, entre Integridad Documental e Informativa y Responsabilización por Resultados, ambas vinculadas a la honestidad ante errores/reportes propios).</w:t>
-      </w:r>
-    </w:p>
-    <w:p>
-      <w:pPr>
-        <w:pStyle w:val="ListParagraph"/>
-        <w:numPr>
-          <w:ilvl w:val="0"/>
-          <w:numId w:val="2"/>
-        </w:numPr>
-        <w:spacing w:after="80"/>
-      </w:pPr>
-      <w:r>
-        <w:rPr>
-          <w:rFonts w:ascii="Calibri" w:cs="Calibri" w:eastAsia="Calibri" w:hAnsi="Calibri"/>
-          <w:sz w:val="22"/>
-          <w:szCs w:val="22"/>
-        </w:rPr>
-        <w:t xml:space="preserve">Discriminante: correlación esperada baja entre dimensiones teóricamente distintas (por ejemplo, entre Autorregulación ante Sustancias y Equidad de Trato Interpersonal), y entre el IGI y medidas externas de constructos deliberadamente distintos si se dispone de ellas en el piloto (por ejemplo, una medida breve de deseabilidad social, útil además para estimar cuánto del puntaje individual podría explicarse por el estilo de respuesta y no por el contenido).</w:t>
+        <w:t xml:space="preserve">Convergente: correlación esperada moderada-alta entre dimensiones Núcleo teóricamente relacionadas (por ejemplo, entre Robo y Abuso de Recursos, ambas vinculadas a la apropiación indebida de bienes o recursos de la organización), y, cuando el piloto lo permita, entre el IGI y un inventario de personalidad externo ya validado tipo Big Five: se espera correlación negativa moderada con Amabilidad y con Escrupulosidad bajas (DECISIONS.md punto 31), no con Extraversión.</w:t>
+      </w:r>
+    </w:p>
+    <w:p>
+      <w:pPr>
+        <w:pStyle w:val="ListParagraph"/>
+        <w:numPr>
+          <w:ilvl w:val="0"/>
+          <w:numId w:val="2"/>
+        </w:numPr>
+        <w:spacing w:after="80"/>
+      </w:pPr>
+      <w:r>
+        <w:rPr>
+          <w:rFonts w:ascii="Calibri" w:cs="Calibri" w:eastAsia="Calibri" w:hAnsi="Calibri"/>
+          <w:sz w:val="22"/>
+          <w:szCs w:val="22"/>
+        </w:rPr>
+        <w:t xml:space="preserve">Discriminante: correlación esperada baja entre dimensiones teóricamente distintas (por ejemplo, entre Sustancias Lícitas y Discriminación), y entre el IGI y la Escala de Deseabilidad Social (Fase 12, Sección 7; DECISIONS.md punto 35) ya integrada en el propio instrumento — a diferencia de la versión anterior de este documento, que planteaba esta medida como una posibilidad futura sujeta a disponibilidad, la Escala de Deseabilidad Social de 8 reactivos ya forma parte del banco aplicado desde el piloto, por lo que esta correlación puede calcularse siempre, en todo caso piloto, y sirve para estimar cuánto del puntaje individual podría explicarse por el estilo de respuesta (manejo de impresión) y no por el contenido real de las dimensiones.</w:t>
       </w:r>
     </w:p>
     <w:p>
@@ -683,6 +750,51 @@
     </w:p>
     <w:p>
       <w:pPr>
+        <w:pStyle w:val="Heading2"/>
+        <w:spacing w:after="120" w:before="240"/>
+      </w:pPr>
+      <w:r>
+        <w:t xml:space="preserve">7.3 Validez de grupos conocidos (known-groups validity)</w:t>
+      </w:r>
+    </w:p>
+    <w:p>
+      <w:pPr>
+        <w:pStyle w:val="ListParagraph"/>
+        <w:numPr>
+          <w:ilvl w:val="0"/>
+          <w:numId w:val="2"/>
+        </w:numPr>
+        <w:spacing w:after="80"/>
+      </w:pPr>
+      <w:r>
+        <w:rPr>
+          <w:rFonts w:ascii="Calibri" w:cs="Calibri" w:eastAsia="Calibri" w:hAnsi="Calibri"/>
+          <w:sz w:val="22"/>
+          <w:szCs w:val="22"/>
+        </w:rPr>
+        <w:t xml:space="preserve">[HECHO] Diseño adicional a la validez de criterio de la Sección 7.2 (DECISIONS.md punto 31): se compara la distribución del IGI entre un grupo con antecedente documentado (por ejemplo, empleados con medidas disciplinarias formales por deshonestidad, cuando el cliente B2B piloto lo autorice y anonimice) y un grupo de control sin ese antecedente, dentro del mismo canal B2B con criterio externo de la Sección 7.2. Se espera una diferencia de medias estadísticamente significativa y en la dirección esperada (grupo con antecedente = IGI más bajo).</w:t>
+      </w:r>
+    </w:p>
+    <w:p>
+      <w:pPr>
+        <w:pStyle w:val="ListParagraph"/>
+        <w:numPr>
+          <w:ilvl w:val="0"/>
+          <w:numId w:val="2"/>
+        </w:numPr>
+        <w:spacing w:after="80"/>
+      </w:pPr>
+      <w:r>
+        <w:rPr>
+          <w:rFonts w:ascii="Calibri" w:cs="Calibri" w:eastAsia="Calibri" w:hAnsi="Calibri"/>
+          <w:sz w:val="22"/>
+          <w:szCs w:val="22"/>
+        </w:rPr>
+        <w:t xml:space="preserve">[DESCONOCIDO] Al igual que la validez de criterio de la Sección 7.2, depende de la disposición de organizaciones piloto a compartir datos reales; no se anticipa aquí ningún tamaño de grupo ni diferencia de medias esperada. Junto con la confiabilidad test-retest (Sección 3) y la consistencia interna (Sección 3), este es uno de los resultados empíricos concretos que respaldan, ante un cliente, que el instrumento distingue realmente a personas con antecedentes documentados de deshonestidad de quienes no los tienen — no solo que el test es internamente consistente, sino que predice algo relevante fuera de sí mismo.</w:t>
+      </w:r>
+    </w:p>
+    <w:p>
+      <w:pPr>
         <w:pStyle w:val="Heading1"/>
         <w:spacing w:after="150" w:before="300"/>
       </w:pPr>
@@ -858,7 +970,83 @@
         <w:spacing w:after="150" w:before="300"/>
       </w:pPr>
       <w:r>
-        <w:t xml:space="preserve">11. Relación con las siguientes fases</w:t>
+        <w:t xml:space="preserve">11. Impacto adverso y equidad entre grupos</w:t>
+      </w:r>
+    </w:p>
+    <w:p>
+      <w:pPr>
+        <w:spacing w:after="140"/>
+      </w:pPr>
+      <w:r>
+        <w:rPr>
+          <w:rFonts w:ascii="Calibri" w:cs="Calibri" w:eastAsia="Calibri" w:hAnsi="Calibri"/>
+          <w:sz w:val="22"/>
+          <w:szCs w:val="22"/>
+        </w:rPr>
+        <w:t xml:space="preserve">[HECHO] El DIF de la Sección 6 mide si un reactivo se comporta distinto entre grupos a nivel estadístico; falta el paso que importa legal y éticamente en un instrumento usado para decisiones de empleo: medir si el RESULTADO FINAL de selección (no solo el ítem) afecta desproporcionadamente a algún grupo demográfico protegido (DECISIONS.md punto 34).</w:t>
+      </w:r>
+    </w:p>
+    <w:p>
+      <w:pPr>
+        <w:pStyle w:val="ListParagraph"/>
+        <w:numPr>
+          <w:ilvl w:val="0"/>
+          <w:numId w:val="2"/>
+        </w:numPr>
+        <w:spacing w:after="80"/>
+      </w:pPr>
+      <w:r>
+        <w:rPr>
+          <w:rFonts w:ascii="Calibri" w:cs="Calibri" w:eastAsia="Calibri" w:hAnsi="Calibri"/>
+          <w:sz w:val="22"/>
+          <w:szCs w:val="22"/>
+        </w:rPr>
+        <w:t xml:space="preserve">Métrica: regla de las cuatro quintas partes (4/5 rule), adaptada de las Uniform Guidelines on Employee Selection Procedures — si la tasa de selección (pasar el punto de corte de la Sección 8) de cualquier grupo demográfico protegido (género, edad, u otros que la legislación local considere protegidos) es inferior al 80% de la tasa del grupo con mejor resultado, se marca como posible impacto adverso y debe investigarse antes de usar ese punto de corte en producción para esa población.</w:t>
+      </w:r>
+    </w:p>
+    <w:p>
+      <w:pPr>
+        <w:pStyle w:val="ListParagraph"/>
+        <w:numPr>
+          <w:ilvl w:val="0"/>
+          <w:numId w:val="2"/>
+        </w:numPr>
+        <w:spacing w:after="80"/>
+      </w:pPr>
+      <w:r>
+        <w:rPr>
+          <w:rFonts w:ascii="Calibri" w:cs="Calibri" w:eastAsia="Calibri" w:hAnsi="Calibri"/>
+          <w:sz w:val="22"/>
+          <w:szCs w:val="22"/>
+        </w:rPr>
+        <w:t xml:space="preserve">[HECHO] Esta es una salvaguarda técnica, no un sustituto de asesoría legal: la aplicabilidad exacta de estas reglas varía por país, y la revisión legal de cumplimiento normativo por país queda fuera del alcance de este proyecto de diseño (Fase 11). Se documenta aquí porque es una responsabilidad psicométrica detectar el problema, incluso si la responsabilidad legal de resolverlo es de otro equipo.</w:t>
+      </w:r>
+    </w:p>
+    <w:p>
+      <w:pPr>
+        <w:pStyle w:val="ListParagraph"/>
+        <w:numPr>
+          <w:ilvl w:val="0"/>
+          <w:numId w:val="2"/>
+        </w:numPr>
+        <w:spacing w:after="80"/>
+      </w:pPr>
+      <w:r>
+        <w:rPr>
+          <w:rFonts w:ascii="Calibri" w:cs="Calibri" w:eastAsia="Calibri" w:hAnsi="Calibri"/>
+          <w:sz w:val="22"/>
+          <w:szCs w:val="22"/>
+        </w:rPr>
+        <w:t xml:space="preserve">[HECHO] Al igual que el AFE/AFC/DIF (Sección 6), este análisis debe repetirse por país una vez cada país tenga volumen suficiente (DECISIONS.md punto 39): un punto de corte sin impacto adverso a nivel global podría producirlo dentro de un país específico, si la composición demográfica de ese subgrupo difiere de la muestra combinada.</w:t>
+      </w:r>
+    </w:p>
+    <w:p>
+      <w:pPr>
+        <w:pStyle w:val="Heading1"/>
+        <w:spacing w:after="150" w:before="300"/>
+      </w:pPr>
+      <w:r>
+        <w:t xml:space="preserve">12. Relación con las siguientes fases</w:t>
       </w:r>
     </w:p>
     <w:p>
